--- a/07_Student_Communication_and_Showcase/TAS2O_Capstone_Showcase_Demo_Day_Plan_AI_Enhanced.docx
+++ b/07_Student_Communication_and_Showcase/TAS2O_Capstone_Showcase_Demo_Day_Plan_AI_Enhanced.docx
@@ -104,7 +104,7 @@
                 <w:b w:val="0"/>
                 <w:sz w:val="18"/>
               </w:rPr>
-              <w:t>[Insert School Name]</w:t>
+              <w:t>Webtree Academy</w:t>
             </w:r>
           </w:p>
         </w:tc>
@@ -138,7 +138,7 @@
                 <w:b w:val="0"/>
                 <w:sz w:val="18"/>
               </w:rPr>
-              <w:t>[Insert BSID]</w:t>
+              <w:t>883796</w:t>
             </w:r>
           </w:p>
         </w:tc>
@@ -206,7 +206,7 @@
                 <w:b w:val="0"/>
                 <w:sz w:val="18"/>
               </w:rPr>
-              <w:t>[Insert Teacher Name]</w:t>
+              <w:t>Carlos Chen</w:t>
             </w:r>
           </w:p>
         </w:tc>
@@ -240,7 +240,7 @@
                 <w:b w:val="0"/>
                 <w:sz w:val="18"/>
               </w:rPr>
-              <w:t>[Insert Name]</w:t>
+              <w:t>Henry Michels</w:t>
             </w:r>
           </w:p>
         </w:tc>

--- a/07_Student_Communication_and_Showcase/TAS2O_Capstone_Showcase_Demo_Day_Plan_AI_Enhanced.docx
+++ b/07_Student_Communication_and_Showcase/TAS2O_Capstone_Showcase_Demo_Day_Plan_AI_Enhanced.docx
@@ -274,7 +274,7 @@
                 <w:b w:val="0"/>
                 <w:sz w:val="18"/>
               </w:rPr>
-              <w:t>[Insert Date]</w:t>
+              <w:t>To be scheduled</w:t>
             </w:r>
           </w:p>
         </w:tc>
@@ -308,7 +308,7 @@
                 <w:b w:val="0"/>
                 <w:sz w:val="18"/>
               </w:rPr>
-              <w:t>[Insert Room / Lab / Hall / Online Link]</w:t>
+              <w:t>Webtree Academy lab / hall / online as approved</w:t>
             </w:r>
           </w:p>
         </w:tc>
@@ -342,7 +342,7 @@
                 <w:b w:val="0"/>
                 <w:sz w:val="18"/>
               </w:rPr>
-              <w:t>[Insert Date]</w:t>
+              <w:t>To be scheduled</w:t>
             </w:r>
           </w:p>
         </w:tc>
@@ -1873,7 +1873,7 @@
                 <w:b w:val="0"/>
                 <w:sz w:val="18"/>
               </w:rPr>
-              <w:t>[8:30-9:00]</w:t>
+              <w:t>8:30-9:00</w:t>
             </w:r>
           </w:p>
         </w:tc>
@@ -1939,7 +1939,7 @@
                 <w:b w:val="0"/>
                 <w:sz w:val="18"/>
               </w:rPr>
-              <w:t>[9:00-9:15]</w:t>
+              <w:t>9:00-9:15</w:t>
             </w:r>
           </w:p>
         </w:tc>
@@ -2005,7 +2005,7 @@
                 <w:b w:val="0"/>
                 <w:sz w:val="18"/>
               </w:rPr>
-              <w:t>[9:15-9:25]</w:t>
+              <w:t>9:15-9:25</w:t>
             </w:r>
           </w:p>
         </w:tc>
@@ -2071,7 +2071,7 @@
                 <w:b w:val="0"/>
                 <w:sz w:val="18"/>
               </w:rPr>
-              <w:t>[9:25-10:45]</w:t>
+              <w:t>9:25-10:45</w:t>
             </w:r>
           </w:p>
         </w:tc>
@@ -2137,7 +2137,7 @@
                 <w:b w:val="0"/>
                 <w:sz w:val="18"/>
               </w:rPr>
-              <w:t>[10:45-11:00]</w:t>
+              <w:t>10:45-11:00</w:t>
             </w:r>
           </w:p>
         </w:tc>
@@ -2203,7 +2203,7 @@
                 <w:b w:val="0"/>
                 <w:sz w:val="18"/>
               </w:rPr>
-              <w:t>[11:00-12:15]</w:t>
+              <w:t>11:00-12:15</w:t>
             </w:r>
           </w:p>
         </w:tc>
@@ -2269,7 +2269,7 @@
                 <w:b w:val="0"/>
                 <w:sz w:val="18"/>
               </w:rPr>
-              <w:t>[12:15-12:30]</w:t>
+              <w:t>12:15-12:30</w:t>
             </w:r>
           </w:p>
         </w:tc>
@@ -2335,7 +2335,7 @@
                 <w:b w:val="0"/>
                 <w:sz w:val="18"/>
               </w:rPr>
-              <w:t>[12:30-1:00]</w:t>
+              <w:t>12:30-1:00</w:t>
             </w:r>
           </w:p>
         </w:tc>
@@ -2401,7 +2401,7 @@
                 <w:b w:val="0"/>
                 <w:sz w:val="18"/>
               </w:rPr>
-              <w:t>[After event]</w:t>
+              <w:t>After event</w:t>
             </w:r>
           </w:p>
         </w:tc>
@@ -4056,7 +4056,7 @@
                 <w:b w:val="0"/>
                 <w:sz w:val="18"/>
               </w:rPr>
-              <w:t>[Insert]</w:t>
+              <w:t>TBD</w:t>
             </w:r>
           </w:p>
         </w:tc>
@@ -4072,7 +4072,7 @@
                 <w:b w:val="0"/>
                 <w:sz w:val="18"/>
               </w:rPr>
-              <w:t>[Insert]</w:t>
+              <w:t>TBD</w:t>
             </w:r>
           </w:p>
         </w:tc>
@@ -4088,7 +4088,7 @@
                 <w:b w:val="0"/>
                 <w:sz w:val="18"/>
               </w:rPr>
-              <w:t>[Insert]</w:t>
+              <w:t>TBD</w:t>
             </w:r>
           </w:p>
         </w:tc>
@@ -4723,7 +4723,7 @@
                 <w:b w:val="0"/>
                 <w:sz w:val="18"/>
               </w:rPr>
-              <w:t>[Insert]</w:t>
+              <w:t>TBD</w:t>
             </w:r>
           </w:p>
         </w:tc>
@@ -4803,7 +4803,7 @@
                 <w:b w:val="0"/>
                 <w:sz w:val="18"/>
               </w:rPr>
-              <w:t>[Insert]</w:t>
+              <w:t>TBD</w:t>
             </w:r>
           </w:p>
         </w:tc>
@@ -4821,7 +4821,7 @@
                 <w:b w:val="0"/>
                 <w:sz w:val="18"/>
               </w:rPr>
-              <w:t>[Insert]</w:t>
+              <w:t>TBD</w:t>
             </w:r>
           </w:p>
         </w:tc>
@@ -4901,7 +4901,7 @@
                 <w:b w:val="0"/>
                 <w:sz w:val="18"/>
               </w:rPr>
-              <w:t>[Insert]</w:t>
+              <w:t>TBD</w:t>
             </w:r>
           </w:p>
         </w:tc>
@@ -4919,7 +4919,7 @@
                 <w:b w:val="0"/>
                 <w:sz w:val="18"/>
               </w:rPr>
-              <w:t>[Insert]</w:t>
+              <w:t>TBD</w:t>
             </w:r>
           </w:p>
         </w:tc>
@@ -4999,7 +4999,7 @@
                 <w:b w:val="0"/>
                 <w:sz w:val="18"/>
               </w:rPr>
-              <w:t>[Insert]</w:t>
+              <w:t>TBD</w:t>
             </w:r>
           </w:p>
         </w:tc>
@@ -5943,7 +5943,7 @@
                 <w:b w:val="0"/>
                 <w:sz w:val="18"/>
               </w:rPr>
-              <w:t>[Insert]</w:t>
+              <w:t>TBD</w:t>
             </w:r>
           </w:p>
         </w:tc>
@@ -5977,7 +5977,7 @@
                 <w:b w:val="0"/>
                 <w:sz w:val="18"/>
               </w:rPr>
-              <w:t>[Insert]</w:t>
+              <w:t>TBD</w:t>
             </w:r>
           </w:p>
         </w:tc>
@@ -6011,7 +6011,7 @@
                 <w:b w:val="0"/>
                 <w:sz w:val="18"/>
               </w:rPr>
-              <w:t>[Insert one sentence]</w:t>
+              <w:t>Student presentations, prototype demos, and portfolio review are completed under supervision.</w:t>
             </w:r>
           </w:p>
         </w:tc>

--- a/07_Student_Communication_and_Showcase/TAS2O_Capstone_Showcase_Demo_Day_Plan_AI_Enhanced.docx
+++ b/07_Student_Communication_and_Showcase/TAS2O_Capstone_Showcase_Demo_Day_Plan_AI_Enhanced.docx
@@ -469,7 +469,7 @@
     </w:p>
     <w:p>
       <w:r>
-        <w:t>The capstone showcase is the culminating public or semi-public demonstration of student learning in TAS2O. Students present a prototype, product, service concept, digital model, or automation solution developed through the engineering design process. The event should be treated as an assessment event, not only a celebration.</w:t>
+        <w:t>The capstone showcase is the culminating public or semi-public demonstration of student learning in TAS2O. Students present a prototype, product, service concept, digital model, or automation solution developed through the engineering design process. The event should align with the school's assessment, privacy, and student-record procedures so that evidence can be filed consistently after the event and stored in the course evidence binder.</w:t>
       </w:r>
     </w:p>
     <w:tbl>
